--- a/downloads/handouts/Unit 01/Handout 01.15 - Circular Scavenger Hunt and Shopping List Template.docx
+++ b/downloads/handouts/Unit 01/Handout 01.15 - Circular Scavenger Hunt and Shopping List Template.docx
@@ -6,9 +6,9 @@
       <w:pPr>
         <w:pStyle w:val="Heading1"/>
       </w:pPr>
-      <w:bookmarkStart w:id="20" w:name="X3e58524efb57e24dd2182c59258201e53ae1f10"/>
-      <w:r>
-        <w:t xml:space="preserve">Handout 01.15: Circular Scavenger Hunt and Shopping List Template</w:t>
+      <w:bookmarkStart w:id="20" w:name="Xf5d0041fdaf05d51e779a9db0fd880ba28c9c12"/>
+      <w:r>
+        <w:t xml:space="preserve">Handout 1.15: Circular Scavenger Hunt and Shopping List Template</w:t>
       </w:r>
       <w:bookmarkEnd w:id="20"/>
     </w:p>

--- a/downloads/handouts/Unit 01/Handout 01.15 - Circular Scavenger Hunt and Shopping List Template.docx
+++ b/downloads/handouts/Unit 01/Handout 01.15 - Circular Scavenger Hunt and Shopping List Template.docx
@@ -762,7 +762,7 @@
         <w:pStyle w:val="BodyText"/>
       </w:pPr>
       <w:r>
-        <w:t xml:space="preserve">Buy-one-get-one math: the item in row 5 costs $______ for one. If you take the deal and get two, what did each one cost? $______. Is that a deal for you if you only need one? Circle: yes / no. Why? ____________________</w:t>
+        <w:t xml:space="preserve">Buy-one-get-one math: (a) The item in row 5 costs $______ for one. (b) If you take the deal and get two, what did each one cost? $______ (c) Is that a deal for you if you only need one? Circle: yes / no. (d) Why? ____________________</w:t>
       </w:r>
     </w:p>
     <w:p>
